--- a/pdf/PULSE-RTM-001_Traceability_Matrix.docx
+++ b/pdf/PULSE-RTM-001_Traceability_Matrix.docx
@@ -67,7 +67,7 @@
         <w:pStyle w:val="Date"/>
       </w:pPr>
       <w:r>
-        <w:t xml:space="preserve">2026-09-03</w:t>
+        <w:t xml:space="preserve">2026-09-08</w:t>
       </w:r>
     </w:p>
     <w:sdt>
@@ -222,7 +222,7 @@
               <w:jc w:val="left"/>
             </w:pPr>
             <w:r>
-              <w:t xml:space="preserve">2026-09-03 by</w:t>
+              <w:t xml:space="preserve">2026-09-08 by</w:t>
             </w:r>
             <w:r>
               <w:t xml:space="preserve"> </w:t>
@@ -453,18 +453,18 @@
               <w:jc w:val="left"/>
             </w:pPr>
             <w:r>
-              <w:t xml:space="preserve">16</w:t>
-            </w:r>
-          </w:p>
-        </w:tc>
-        <w:tc>
-          <w:p>
-            <w:pPr>
-              <w:pStyle w:val="Compact"/>
-              <w:jc w:val="left"/>
-            </w:pPr>
-            <w:r>
-              <w:t xml:space="preserve">4</w:t>
+              <w:t xml:space="preserve">15</w:t>
+            </w:r>
+          </w:p>
+        </w:tc>
+        <w:tc>
+          <w:p>
+            <w:pPr>
+              <w:pStyle w:val="Compact"/>
+              <w:jc w:val="left"/>
+            </w:pPr>
+            <w:r>
+              <w:t xml:space="preserve">5</w:t>
             </w:r>
           </w:p>
         </w:tc>
@@ -854,7 +854,7 @@
               <w:rPr>
                 <w:b/>
               </w:rPr>
-              <w:t xml:space="preserve">31</w:t>
+              <w:t xml:space="preserve">30</w:t>
             </w:r>
           </w:p>
         </w:tc>
@@ -868,7 +868,7 @@
               <w:rPr>
                 <w:b/>
               </w:rPr>
-              <w:t xml:space="preserve">15</w:t>
+              <w:t xml:space="preserve">16</w:t>
             </w:r>
           </w:p>
         </w:tc>
@@ -1282,7 +1282,7 @@
               <w:jc w:val="left"/>
             </w:pPr>
             <w:r>
-              <w:t xml:space="preserve">Compliance readiness: the safety and security artefacts a production programme would ask for, produced while building rather than retrofitt…</w:t>
+              <w:t xml:space="preserve">Compliance readiness: the safety and security artefacts a production programme would ask for, produced while building rather than retrofitted</w:t>
             </w:r>
           </w:p>
         </w:tc>
@@ -1516,7 +1516,7 @@
               <w:jc w:val="left"/>
             </w:pPr>
             <w:r>
-              <w:t xml:space="preserve">The system shall represent all vehicle data using an open, standardised signal catalogue (COVESA VSS), not proprietary or bus-specific iden…</w:t>
+              <w:t xml:space="preserve">The system shall represent all vehicle data using an open, standardised signal catalogue (COVESA VSS), not proprietary or bus-specific identifiers.</w:t>
             </w:r>
           </w:p>
         </w:tc>
@@ -1593,7 +1593,7 @@
               <w:jc w:val="left"/>
             </w:pPr>
             <w:r>
-              <w:t xml:space="preserve">The system shall extend the standard catalogue for domain-specific signals using the standard overlay mechanism only, with no forks of the…</w:t>
+              <w:t xml:space="preserve">The system shall extend the standard catalogue for domain-specific signals using the standard overlay mechanism only, with no forks of the upstream specification.</w:t>
             </w:r>
           </w:p>
         </w:tc>
@@ -1667,7 +1667,7 @@
               <w:t xml:space="preserve">vss/dms_vss_overlay.vspec</w:t>
             </w:r>
             <w:r>
-              <w:t xml:space="preserve">; upstream spec consumed unmodif…</w:t>
+              <w:t xml:space="preserve">; upstream spec consumed unmodified</w:t>
             </w:r>
           </w:p>
         </w:tc>
@@ -1759,75 +1759,7 @@
               <w:t xml:space="preserve">vss-regeneration</w:t>
             </w:r>
             <w:r>
-              <w:t xml:space="preserve">), rep…</w:t>
-            </w:r>
-          </w:p>
-        </w:tc>
-      </w:tr>
-      <w:tr>
-        <w:tc>
-          <w:p>
-            <w:pPr>
-              <w:pStyle w:val="Compact"/>
-              <w:jc w:val="left"/>
-            </w:pPr>
-            <w:r>
-              <w:t xml:space="preserve">FR-4</w:t>
-            </w:r>
-          </w:p>
-        </w:tc>
-        <w:tc>
-          <w:p>
-            <w:pPr>
-              <w:pStyle w:val="Compact"/>
-              <w:jc w:val="left"/>
-            </w:pPr>
-            <w:r>
-              <w:t xml:space="preserve">A central broker shall serve the signal tree and allow multiple independent clients to subscribe concurrently.</w:t>
-            </w:r>
-          </w:p>
-        </w:tc>
-        <w:tc>
-          <w:p>
-            <w:pPr>
-              <w:pStyle w:val="Compact"/>
-              <w:jc w:val="left"/>
-            </w:pPr>
-            <w:r>
-              <w:t xml:space="preserve">none</w:t>
-            </w:r>
-          </w:p>
-        </w:tc>
-        <w:tc>
-          <w:p>
-            <w:pPr>
-              <w:pStyle w:val="Compact"/>
-              <w:jc w:val="left"/>
-            </w:pPr>
-            <w:r>
-              <w:t xml:space="preserve">D</w:t>
-            </w:r>
-          </w:p>
-        </w:tc>
-        <w:tc>
-          <w:p>
-            <w:pPr>
-              <w:pStyle w:val="Compact"/>
-              <w:jc w:val="left"/>
-            </w:pPr>
-            <w:r>
-              <w:t xml:space="preserve">Implemented</w:t>
-            </w:r>
-          </w:p>
-        </w:tc>
-        <w:tc>
-          <w:p>
-            <w:pPr>
-              <w:pStyle w:val="Compact"/>
-              <w:jc w:val="left"/>
-            </w:pPr>
-            <w:r>
-              <w:t xml:space="preserve">KUKSA databroker 0.7.0; Flutter cluster, Compose cluster and engine-audio service subscribe concurrently; suite check</w:t>
+              <w:t xml:space="preserve">), report in</w:t>
             </w:r>
             <w:r>
               <w:t xml:space="preserve"> </w:t>
@@ -1836,7 +1768,84 @@
               <w:rPr>
                 <w:rStyle w:val="VerbatimChar"/>
               </w:rPr>
-              <w:t xml:space="preserve">...</w:t>
+              <w:t xml:space="preserve">docs/evidence/</w:t>
+            </w:r>
+          </w:p>
+        </w:tc>
+      </w:tr>
+      <w:tr>
+        <w:tc>
+          <w:p>
+            <w:pPr>
+              <w:pStyle w:val="Compact"/>
+              <w:jc w:val="left"/>
+            </w:pPr>
+            <w:r>
+              <w:t xml:space="preserve">FR-4</w:t>
+            </w:r>
+          </w:p>
+        </w:tc>
+        <w:tc>
+          <w:p>
+            <w:pPr>
+              <w:pStyle w:val="Compact"/>
+              <w:jc w:val="left"/>
+            </w:pPr>
+            <w:r>
+              <w:t xml:space="preserve">A central broker shall serve the signal tree and allow multiple independent clients to subscribe concurrently.</w:t>
+            </w:r>
+          </w:p>
+        </w:tc>
+        <w:tc>
+          <w:p>
+            <w:pPr>
+              <w:pStyle w:val="Compact"/>
+              <w:jc w:val="left"/>
+            </w:pPr>
+            <w:r>
+              <w:t xml:space="preserve">none</w:t>
+            </w:r>
+          </w:p>
+        </w:tc>
+        <w:tc>
+          <w:p>
+            <w:pPr>
+              <w:pStyle w:val="Compact"/>
+              <w:jc w:val="left"/>
+            </w:pPr>
+            <w:r>
+              <w:t xml:space="preserve">D</w:t>
+            </w:r>
+          </w:p>
+        </w:tc>
+        <w:tc>
+          <w:p>
+            <w:pPr>
+              <w:pStyle w:val="Compact"/>
+              <w:jc w:val="left"/>
+            </w:pPr>
+            <w:r>
+              <w:t xml:space="preserve">Implemented</w:t>
+            </w:r>
+          </w:p>
+        </w:tc>
+        <w:tc>
+          <w:p>
+            <w:pPr>
+              <w:pStyle w:val="Compact"/>
+              <w:jc w:val="left"/>
+            </w:pPr>
+            <w:r>
+              <w:t xml:space="preserve">KUKSA databroker 0.7.0; Flutter cluster, Compose cluster and engine-audio service subscribe concurrently; suite check</w:t>
+            </w:r>
+            <w:r>
+              <w:t xml:space="preserve"> </w:t>
+            </w:r>
+            <w:r>
+              <w:rPr>
+                <w:rStyle w:val="VerbatimChar"/>
+              </w:rPr>
+              <w:t xml:space="preserve">broker-up</w:t>
             </w:r>
           </w:p>
         </w:tc>
@@ -1928,7 +1937,7 @@
               <w:jc w:val="left"/>
             </w:pPr>
             <w:r>
-              <w:t xml:space="preserve">The system shall provide a telemetry source that generates physically plausible, correlated vehicle behaviour (speed, engine speed, gear, t…</w:t>
+              <w:t xml:space="preserve">The system shall provide a telemetry source that generates physically plausible, correlated vehicle behaviour (speed, engine speed, gear, temperature, fuel, odometer) without any vehicle hardware.</w:t>
             </w:r>
           </w:p>
         </w:tc>
@@ -1978,7 +1987,22 @@
               <w:t xml:space="preserve">emulator/telemetry_sim.py</w:t>
             </w:r>
             <w:r>
-              <w:t xml:space="preserve">: lap and cruise cycles, gear-dependent acceleration, RPM from speed and gear, fuel and odom…</w:t>
+              <w:t xml:space="preserve">: lap and cruise cycles with correlated RPM, fuel and odometer. Suite check</w:t>
+            </w:r>
+            <w:r>
+              <w:t xml:space="preserve"> </w:t>
+            </w:r>
+            <w:r>
+              <w:rPr>
+                <w:rStyle w:val="VerbatimChar"/>
+              </w:rPr>
+              <w:t xml:space="preserve">live-telemetry</w:t>
+            </w:r>
+            <w:r>
+              <w:t xml:space="preserve"> </w:t>
+            </w:r>
+            <w:r>
+              <w:t xml:space="preserve">passes</w:t>
             </w:r>
           </w:p>
         </w:tc>
@@ -2046,7 +2070,7 @@
               <w:jc w:val="left"/>
             </w:pPr>
             <w:r>
-              <w:t xml:space="preserve">Cycle is a fixed phase table with no randomness, but sampling is wall-clock driven so two runs differ in sample timing….</w:t>
+              <w:t xml:space="preserve">Phase table is fixed with no randomness, but sampling is wall-clock driven, so runs differ in timing. Fixed-step replay in S4</w:t>
             </w:r>
           </w:p>
         </w:tc>
@@ -2138,7 +2162,7 @@
               <w:jc w:val="left"/>
             </w:pPr>
             <w:r>
-              <w:t xml:space="preserve">The HMI shall display, updating live: road speed, engine speed with warning and redline indication, selected gear, fuel level and range, pe…</w:t>
+              <w:t xml:space="preserve">The HMI shall display, updating live: road speed, engine speed with warning and redline indication, selected gear, fuel level and range, per-corner tyre pressures, and driver-relevant status…</w:t>
             </w:r>
           </w:p>
         </w:tc>
@@ -2212,7 +2236,7 @@
               <w:jc w:val="left"/>
             </w:pPr>
             <w:r>
-              <w:t xml:space="preserve">The HMI shall display motorsport telemetry: current lap number, current and best lap time, aerodynamic (DRS) state, and energy-recovery (ER…</w:t>
+              <w:t xml:space="preserve">The HMI shall display motorsport telemetry: current lap number, current and best lap time, aerodynamic (DRS) state, and energy-recovery (ERS) level and state.</w:t>
             </w:r>
           </w:p>
         </w:tc>
@@ -2357,7 +2381,7 @@
               <w:rPr>
                 <w:rStyle w:val="VerbatimChar"/>
               </w:rPr>
-              <w:t xml:space="preserve">docs/...</w:t>
+              <w:t xml:space="preserve">docs/evidence/</w:t>
             </w:r>
           </w:p>
         </w:tc>
@@ -2381,7 +2405,7 @@
               <w:jc w:val="left"/>
             </w:pPr>
             <w:r>
-              <w:t xml:space="preserve">The HMI shall be implemented twice, once in Flutter for Linux and once in Compose for Android Automotive, from a single shared visual desig…</w:t>
+              <w:t xml:space="preserve">The HMI shall be implemented twice, once in Flutter for Linux and once in Compose for Android Automotive, from a single shared visual design.</w:t>
             </w:r>
           </w:p>
         </w:tc>
@@ -2515,18 +2539,18 @@
               <w:jc w:val="left"/>
             </w:pPr>
             <w:r>
-              <w:t xml:space="preserve">Implemented</w:t>
-            </w:r>
-          </w:p>
-        </w:tc>
-        <w:tc>
-          <w:p>
-            <w:pPr>
-              <w:pStyle w:val="Compact"/>
-              <w:jc w:val="left"/>
-            </w:pPr>
-            <w:r>
-              <w:t xml:space="preserve">Both subscribe to the same broker on port 55555 via kuksa.val.v1</w:t>
+              <w:t xml:space="preserve">Partial</w:t>
+            </w:r>
+          </w:p>
+        </w:tc>
+        <w:tc>
+          <w:p>
+            <w:pPr>
+              <w:pStyle w:val="Compact"/>
+              <w:jc w:val="left"/>
+            </w:pPr>
+            <w:r>
+              <w:t xml:space="preserve">Same broker and protocol for both. Signal sets have diverged: Flutter subscribes to 28 paths, Compose to 17. The nine extra are the driver-monitoring and…</w:t>
             </w:r>
           </w:p>
         </w:tc>
@@ -2639,7 +2663,7 @@
               <w:jc w:val="left"/>
             </w:pPr>
             <w:r>
-              <w:t xml:space="preserve">The system shall support measurement of both implementations under identical telemetry: CPU utilisation, memory footprint, and shipped arte…</w:t>
+              <w:t xml:space="preserve">The system shall support measurement of both implementations under identical telemetry: CPU utilisation, memory footprint, and shipped artefact size.</w:t>
             </w:r>
           </w:p>
         </w:tc>
@@ -2683,7 +2707,16 @@
               <w:jc w:val="left"/>
             </w:pPr>
             <w:r>
-              <w:t xml:space="preserve">Measured once by hand (BRIEF.md key result: 123 MB vs 46 MB app memory, 12.2 % vs 11.5 % CPU, 50 MB vs 23 MB artefact)….</w:t>
+              <w:t xml:space="preserve">Measured once by hand: 123 vs 46 MB memory, 12.2 vs 11.5 % CPU, 50 vs 23 MB artefact (</w:t>
+            </w:r>
+            <w:r>
+              <w:rPr>
+                <w:rStyle w:val="VerbatimChar"/>
+              </w:rPr>
+              <w:t xml:space="preserve">BRIEF.md</w:t>
+            </w:r>
+            <w:r>
+              <w:t xml:space="preserve">). Scripted benchmark in S4</w:t>
             </w:r>
           </w:p>
         </w:tc>
@@ -2852,7 +2885,7 @@
               <w:jc w:val="left"/>
             </w:pPr>
             <w:r>
-              <w:t xml:space="preserve">The system shall derive driver fatigue and distraction levels from a driver-facing camera using inference executed entirely on the local de…</w:t>
+              <w:t xml:space="preserve">The system shall derive driver fatigue and distraction levels from a driver-facing camera using inference executed entirely on the local device, and publish them as VSS driver signals.</w:t>
             </w:r>
           </w:p>
         </w:tc>
@@ -2935,7 +2968,25 @@
               <w:rPr>
                 <w:rStyle w:val="VerbatimChar"/>
               </w:rPr>
-              <w:t xml:space="preserve">Atten...</w:t>
+              <w:t xml:space="preserve">AttentiveProbability</w:t>
+            </w:r>
+            <w:r>
+              <w:t xml:space="preserve">,</w:t>
+            </w:r>
+            <w:r>
+              <w:t xml:space="preserve"> </w:t>
+            </w:r>
+            <w:r>
+              <w:rPr>
+                <w:rStyle w:val="VerbatimChar"/>
+              </w:rPr>
+              <w:t xml:space="preserve">IsEyesOnRoad</w:t>
+            </w:r>
+            <w:r>
+              <w:t xml:space="preserve"> </w:t>
+            </w:r>
+            <w:r>
+              <w:t xml:space="preserve">at 10 Hz</w:t>
             </w:r>
           </w:p>
         </w:tc>
@@ -2959,7 +3010,7 @@
               <w:jc w:val="left"/>
             </w:pPr>
             <w:r>
-              <w:t xml:space="preserve">The system shall maintain a driver alert state (NONE, DROWSY, DISTRACTED, NO_FACE) with a configurable hold time before raising and clear t…</w:t>
+              <w:t xml:space="preserve">The system shall maintain a driver alert state of NONE, DROWSY, DISTRACTED or NO_FACE. It shall raise an alert only after a configurable hold time, and release it only after a configurable clear…</w:t>
             </w:r>
           </w:p>
         </w:tc>
@@ -3027,7 +3078,7 @@
               <w:t xml:space="preserve"> </w:t>
             </w:r>
             <w:r>
-              <w:t xml:space="preserve">2.0 s; state published as</w:t>
+              <w:t xml:space="preserve">2.0 s; published as</w:t>
             </w:r>
             <w:r>
               <w:t xml:space="preserve"> </w:t>
@@ -3060,7 +3111,7 @@
               <w:jc w:val="left"/>
             </w:pPr>
             <w:r>
-              <w:t xml:space="preserve">When in cruise mode and the alert state is DROWSY, the vehicle model shall execute a minimum-risk manoeuvre: a countdown during which drive…</w:t>
+              <w:t xml:space="preserve">When cruise mode is active and the alert state is DROWSY, the vehicle model shall execute the minimum-risk manoeuvre specified in PULSE-SAF-001 SM-3, which the driver can abort by recovering…</w:t>
             </w:r>
           </w:p>
         </w:tc>
@@ -3113,7 +3164,31 @@
               <w:t xml:space="preserve"> </w:t>
             </w:r>
             <w:r>
-              <w:t xml:space="preserve">cruise mode: 5 s countdown, 22 km/h/s deceleration, resume after 5 s attentive; states published as…</w:t>
+              <w:t xml:space="preserve">cruise mode implements SM-3; published as</w:t>
+            </w:r>
+            <w:r>
+              <w:t xml:space="preserve"> </w:t>
+            </w:r>
+            <w:r>
+              <w:rPr>
+                <w:rStyle w:val="VerbatimChar"/>
+              </w:rPr>
+              <w:t xml:space="preserve">Vehicle.Driver.Monitoring.InterventionState</w:t>
+            </w:r>
+            <w:r>
+              <w:t xml:space="preserve"> </w:t>
+            </w:r>
+            <w:r>
+              <w:t xml:space="preserve">and</w:t>
+            </w:r>
+            <w:r>
+              <w:t xml:space="preserve"> </w:t>
+            </w:r>
+            <w:r>
+              <w:rPr>
+                <w:rStyle w:val="VerbatimChar"/>
+              </w:rPr>
+              <w:t xml:space="preserve">InterventionCountdown</w:t>
             </w:r>
           </w:p>
         </w:tc>
@@ -3137,7 +3212,7 @@
               <w:jc w:val="left"/>
             </w:pPr>
             <w:r>
-              <w:t xml:space="preserve">The HMI shall render the driver attention level, the active alert as a full-width banner distinguishable by colour per alert type, and the…</w:t>
+              <w:t xml:space="preserve">The HMI shall render the driver attention level, the active alert as a full-width banner distinguishable by colour per alert type, and the intervention countdown.</w:t>
             </w:r>
           </w:p>
         </w:tc>
@@ -3226,7 +3301,7 @@
               <w:jc w:val="left"/>
             </w:pPr>
             <w:r>
-              <w:t xml:space="preserve">The system shall accept an autonomy-stack provider that publishes planned trajectory, detected objects and drive mode into the broker as VS…</w:t>
+              <w:t xml:space="preserve">The system shall accept an autonomy-stack provider that publishes planned trajectory, detected objects and drive mode into the broker as VSS signals, so that the cluster can render an autonomy state…</w:t>
             </w:r>
           </w:p>
         </w:tc>
@@ -3809,7 +3884,7 @@
               <w:jc w:val="left"/>
             </w:pPr>
             <w:r>
-              <w:t xml:space="preserve">The system shall run without transport security in the local development configuration, and the security posture shall be an explicit, docu…</w:t>
+              <w:t xml:space="preserve">The system shall run without transport security in the local development configuration, and the security posture shall be an explicit, documented choice.</w:t>
             </w:r>
           </w:p>
         </w:tc>
@@ -3874,7 +3949,7 @@
               <w:t xml:space="preserve">scripts/start-databroker.sh</w:t>
             </w:r>
             <w:r>
-              <w:t xml:space="preserve">; documented as a deviation in PULSE-SEC-001 section 5. Start-up warni…</w:t>
+              <w:t xml:space="preserve">; documented as a deviation in PULSE-SEC-001 section 5. Start-up warning (CS-3) planned S2</w:t>
             </w:r>
           </w:p>
         </w:tc>
@@ -4098,7 +4173,7 @@
               <w:jc w:val="left"/>
             </w:pPr>
             <w:r>
-              <w:t xml:space="preserve">Legibility: primary values (speed, gear, engine speed) shall be readable in a sub-second glance, consistent with driver-distraction practic…</w:t>
+              <w:t xml:space="preserve">Legibility: primary values (speed, gear, engine speed) shall be readable in a sub-second glance, consistent with driver-distraction practice.</w:t>
             </w:r>
           </w:p>
         </w:tc>
@@ -4166,7 +4241,7 @@
               <w:jc w:val="left"/>
             </w:pPr>
             <w:r>
-              <w:t xml:space="preserve">Footprint: the Linux implementation shall be deployable on constrained embedded hardware; total platform footprint is a first-class evaluat…</w:t>
+              <w:t xml:space="preserve">Footprint: the Linux implementation shall be deployable on constrained embedded hardware; total platform footprint is a first-class evaluation criterion.</w:t>
             </w:r>
           </w:p>
         </w:tc>
@@ -4549,6 +4624,27 @@
               <w:pStyle w:val="Compact"/>
               <w:jc w:val="left"/>
             </w:pPr>
+            <w:r>
+              <w:t xml:space="preserve">Broker pinned to</w:t>
+            </w:r>
+            <w:r>
+              <w:t xml:space="preserve"> </w:t>
+            </w:r>
+            <w:r>
+              <w:rPr>
+                <w:rStyle w:val="VerbatimChar"/>
+              </w:rPr>
+              <w:t xml:space="preserve">0.7.0</w:t>
+            </w:r>
+            <w:r>
+              <w:t xml:space="preserve"> </w:t>
+            </w:r>
+            <w:r>
+              <w:t xml:space="preserve">by tag and digest;</w:t>
+            </w:r>
+            <w:r>
+              <w:t xml:space="preserve"> </w:t>
+            </w:r>
             <w:r>
               <w:rPr>
                 <w:rStyle w:val="VerbatimChar"/>
@@ -4559,7 +4655,7 @@
               <w:t xml:space="preserve"> </w:t>
             </w:r>
             <w:r>
-              <w:t xml:space="preserve">and Python deps pinned in</w:t>
+              <w:t xml:space="preserve">and Python deps in</w:t>
             </w:r>
             <w:r>
               <w:t xml:space="preserve"> </w:t>
@@ -4571,7 +4667,7 @@
               <w:t xml:space="preserve">requirements.txt</w:t>
             </w:r>
             <w:r>
-              <w:t xml:space="preserve">; VSS pinned to v6.0; Dart deps locked in</w:t>
+              <w:t xml:space="preserve">; VSS at v6.0; Dart deps in</w:t>
             </w:r>
             <w:r>
               <w:t xml:space="preserve"> </w:t>
@@ -4580,7 +4676,10 @@
               <w:rPr>
                 <w:rStyle w:val="VerbatimChar"/>
               </w:rPr>
-              <w:t xml:space="preserve">pubspec.lo...</w:t>
+              <w:t xml:space="preserve">pubspec.lock</w:t>
+            </w:r>
+            <w:r>
+              <w:t xml:space="preserve">. Remaining…</w:t>
             </w:r>
           </w:p>
         </w:tc>
@@ -4736,7 +4835,7 @@
               <w:jc w:val="left"/>
             </w:pPr>
             <w:r>
-              <w:t xml:space="preserve">An item definition shall be written for the cluster and driver-monitoring function, naming the system boundary, the assumed vehicle context…</w:t>
+              <w:t xml:space="preserve">An item definition shall be written for the cluster and driver-monitoring function, naming the system boundary, the assumed vehicle context, and the interfaces crossing that boundary (ISO 26262-3).</w:t>
             </w:r>
           </w:p>
         </w:tc>
@@ -4780,7 +4879,7 @@
               <w:jc w:val="left"/>
             </w:pPr>
             <w:r>
-              <w:t xml:space="preserve">Section 2 of this document; not yet safety-reviewed</w:t>
+              <w:t xml:space="preserve">Section 2 of this document</w:t>
             </w:r>
           </w:p>
         </w:tc>
@@ -4804,7 +4903,7 @@
               <w:jc w:val="left"/>
             </w:pPr>
             <w:r>
-              <w:t xml:space="preserve">A preliminary hazard analysis and risk assessment (HARA) shall be recorded for the displayed functions, with severity, exposure and control…</w:t>
+              <w:t xml:space="preserve">A preliminary hazard analysis and risk assessment (HARA) shall be recorded for the displayed functions, with severity, exposure and controllability rated per malfunction and a resulting ASIL proposal.</w:t>
             </w:r>
           </w:p>
         </w:tc>
@@ -4872,7 +4971,7 @@
               <w:jc w:val="left"/>
             </w:pPr>
             <w:r>
-              <w:t xml:space="preserve">Signals whose corruption or loss could mislead the driver (road speed, gear, warning indicators, drowsiness alert) shall be identified as s…</w:t>
+              <w:t xml:space="preserve">Signals whose corruption or loss could mislead the driver (road speed, gear, warning indicators, drowsiness alert) shall be identified as safety-relevant and listed explicitly.</w:t>
             </w:r>
           </w:p>
         </w:tc>
@@ -4940,7 +5039,7 @@
               <w:jc w:val="left"/>
             </w:pPr>
             <w:r>
-              <w:t xml:space="preserve">The system shall detect loss of a safety-relevant signal, including broker disconnection and stale values, and shall indicate the degraded…</w:t>
+              <w:t xml:space="preserve">The system shall detect loss of a safety-relevant signal, including broker disconnection and stale values, and shall indicate the degraded state rather than continuing to display the last known value.</w:t>
             </w:r>
           </w:p>
         </w:tc>
@@ -5144,7 +5243,7 @@
               <w:jc w:val="left"/>
             </w:pPr>
             <w:r>
-              <w:t xml:space="preserve">The minimum-risk manoeuvre triggered by sustained driver drowsiness shall be specified as a safety mechanism: trigger condition, driver-rec…</w:t>
+              <w:t xml:space="preserve">The minimum-risk manoeuvre triggered by sustained driver drowsiness shall be specified as a safety mechanism: trigger condition, driver-recovery window, escalation, and abort condition.</w:t>
             </w:r>
           </w:p>
         </w:tc>
@@ -5227,7 +5326,7 @@
               <w:jc w:val="left"/>
             </w:pPr>
             <w:r>
-              <w:t xml:space="preserve">Freedom from interference shall be argued for the mixed-criticality cockpit: infotainment content shall not be able to degrade or obscure t…</w:t>
+              <w:t xml:space="preserve">Freedom from interference shall be argued for the mixed-criticality cockpit: infotainment content shall not be able to degrade or obscure the safety-relevant cluster surface.</w:t>
             </w:r>
           </w:p>
         </w:tc>
@@ -5295,7 +5394,7 @@
               <w:jc w:val="left"/>
             </w:pPr>
             <w:r>
-              <w:t xml:space="preserve">A safety-relevant requirement shall be traceable to the verification that demonstrates it, and each verification result shall be reproducib…</w:t>
+              <w:t xml:space="preserve">A safety-relevant requirement shall be traceable to the verification that demonstrates it, and each verification result shall be reproducible from the repository.</w:t>
             </w:r>
           </w:p>
         </w:tc>
@@ -5348,7 +5447,10 @@
               <w:rPr>
                 <w:rStyle w:val="VerbatimChar"/>
               </w:rPr>
-              <w:t xml:space="preserve">docs/evidenc...</w:t>
+              <w:t xml:space="preserve">docs/evidence/</w:t>
+            </w:r>
+            <w:r>
+              <w:t xml:space="preserve">; safety-specific tests (SR-4 to…</w:t>
             </w:r>
           </w:p>
         </w:tc>
@@ -5372,7 +5474,7 @@
               <w:jc w:val="left"/>
             </w:pPr>
             <w:r>
-              <w:t xml:space="preserve">Any decision that would block a later ASIL argument, such as the choice of graphics stack, operating system or toolkit, shall be recorded a…</w:t>
+              <w:t xml:space="preserve">Any decision that would block a later ASIL argument, such as the choice of graphics stack, operating system or toolkit, shall be recorded as a documented deviation with its rationale.</w:t>
             </w:r>
           </w:p>
         </w:tc>
@@ -5440,7 +5542,7 @@
               <w:jc w:val="left"/>
             </w:pPr>
             <w:r>
-              <w:t xml:space="preserve">A qualification gap list shall be maintained: for each component, what a production programme would still need (qualified toolchain, certif…</w:t>
+              <w:t xml:space="preserve">A qualification gap list shall be maintained: for each component, what a production programme would still need (qualified toolchain, certified OS, evidence of a safety-qualified renderer).</w:t>
             </w:r>
           </w:p>
         </w:tc>
@@ -5640,7 +5742,7 @@
               <w:jc w:val="left"/>
             </w:pPr>
             <w:r>
-              <w:t xml:space="preserve">A threat analysis and risk assessment (TARA) shall be recorded for the signal path, covering the broker, both HMI clients, the telemetry pr…</w:t>
+              <w:t xml:space="preserve">A threat analysis and risk assessment (TARA) shall be recorded for the signal path, covering the broker, both HMI clients, the telemetry provider and the camera input. Each threat scenario shall…</w:t>
             </w:r>
           </w:p>
         </w:tc>
@@ -5684,7 +5786,7 @@
               <w:jc w:val="left"/>
             </w:pPr>
             <w:r>
-              <w:t xml:space="preserve">Section 4, nine scenarios; not yet security-reviewed</w:t>
+              <w:t xml:space="preserve">Section 4, nine scenarios</w:t>
             </w:r>
           </w:p>
         </w:tc>
@@ -5776,7 +5878,7 @@
               <w:jc w:val="left"/>
             </w:pPr>
             <w:r>
-              <w:t xml:space="preserve">Broker communication shall support authenticated, encrypted transport (mutual TLS). Running without it shall be a configuration reserved fo…</w:t>
+              <w:t xml:space="preserve">Broker communication shall support authenticated, encrypted transport (mutual TLS). Running without it shall be a configuration reserved for local development and flagged at start-up.</w:t>
             </w:r>
           </w:p>
         </w:tc>
@@ -5874,7 +5976,7 @@
               <w:jc w:val="left"/>
             </w:pPr>
             <w:r>
-              <w:t xml:space="preserve">Write access to the signal tree shall be authorised per client. A consumer shall not be able to publish, and no client shall write outside…</w:t>
+              <w:t xml:space="preserve">Write access to the signal tree shall be authorised per client. A consumer shall not be able to publish, and no client shall write outside its declared signal set.</w:t>
             </w:r>
           </w:p>
         </w:tc>
@@ -5942,7 +6044,7 @@
               <w:jc w:val="left"/>
             </w:pPr>
             <w:r>
-              <w:t xml:space="preserve">Signal values received from any provider shall be range- and type-validated against the catalogue before display, so a compromised provider…</w:t>
+              <w:t xml:space="preserve">Signal values received from any provider shall be range- and type-validated against the catalogue before display, so a compromised provider cannot drive arbitrary content onto the cluster.</w:t>
             </w:r>
           </w:p>
         </w:tc>
@@ -6087,7 +6189,7 @@
               <w:jc w:val="left"/>
             </w:pPr>
             <w:r>
-              <w:t xml:space="preserve">Security-relevant events, including authentication failure, unauthorised write attempt and client disconnection, shall be logged with a tim…</w:t>
+              <w:t xml:space="preserve">Security-relevant events, including authentication failure, unauthorised write attempt and client disconnection, shall be logged with a timestamp and without personal data.</w:t>
             </w:r>
           </w:p>
         </w:tc>
@@ -6155,7 +6257,7 @@
               <w:jc w:val="left"/>
             </w:pPr>
             <w:r>
-              <w:t xml:space="preserve">All third-party dependencies shall be pinned and inventoried as a software bill of materials, and the inventory shall be checkable against…</w:t>
+              <w:t xml:space="preserve">All third-party dependencies shall be pinned and inventoried as a software bill of materials, and the inventory shall be checkable against published vulnerabilities.</w:t>
             </w:r>
           </w:p>
         </w:tc>
@@ -6199,19 +6301,7 @@
               <w:jc w:val="left"/>
             </w:pPr>
             <w:r>
-              <w:t xml:space="preserve">Python and Dart pinned; container image at</w:t>
-            </w:r>
-            <w:r>
-              <w:t xml:space="preserve"> </w:t>
-            </w:r>
-            <w:r>
-              <w:rPr>
-                <w:rStyle w:val="VerbatimChar"/>
-              </w:rPr>
-              <w:t xml:space="preserve">latest</w:t>
-            </w:r>
-            <w:r>
-              <w:t xml:space="preserve">; no SBOM. S2</w:t>
+              <w:t xml:space="preserve">Python, Dart and the broker image pinned. No SBOM yet. S2</w:t>
             </w:r>
           </w:p>
         </w:tc>
@@ -6235,7 +6325,7 @@
               <w:jc w:val="left"/>
             </w:pPr>
             <w:r>
-              <w:t xml:space="preserve">No credential, key or certificate shall be committed to the repository; the development configuration shall use clearly marked non-producti…</w:t>
+              <w:t xml:space="preserve">No credential, key or certificate shall be committed to the repository; the development configuration shall use clearly marked non-production material.</w:t>
             </w:r>
           </w:p>
         </w:tc>
@@ -6318,7 +6408,7 @@
               <w:jc w:val="left"/>
             </w:pPr>
             <w:r>
-              <w:t xml:space="preserve">An update concept shall be described for cluster and monitor software, covering authenticity of the package and behaviour on a failed updat…</w:t>
+              <w:t xml:space="preserve">An update concept shall be described for the cluster and monitor software. It shall cover package authenticity and the behaviour on a failed update, as UNECE R155 and R156 require for type approval.</w:t>
             </w:r>
           </w:p>
         </w:tc>
@@ -6577,7 +6667,7 @@
               <w:jc w:val="left"/>
             </w:pPr>
             <w:r>
-              <w:t xml:space="preserve">As an HMI developer, I want every vehicle value available as a named VSS signal, so that I never touch bus formats or h…</w:t>
+              <w:t xml:space="preserve">As an HMI developer, I want every vehicle value available as a named VSS signal, so that I never touch bus formats or…</w:t>
             </w:r>
           </w:p>
         </w:tc>
@@ -6634,7 +6724,7 @@
               <w:jc w:val="left"/>
             </w:pPr>
             <w:r>
-              <w:t xml:space="preserve">As a platform engineer, I want domain signals added as VSS overlays, so that we stay compatible with the upstream catal…</w:t>
+              <w:t xml:space="preserve">As a platform engineer, I want domain signals added as VSS overlays, so that we stay compatible with the upstream…</w:t>
             </w:r>
           </w:p>
         </w:tc>
@@ -6691,7 +6781,7 @@
               <w:jc w:val="left"/>
             </w:pPr>
             <w:r>
-              <w:t xml:space="preserve">As an integrator, I want producers and consumers to meet only at the broker, so that either side can be swapped without…</w:t>
+              <w:t xml:space="preserve">As an integrator, I want producers and consumers to meet only at the broker, so that either side can be swapped…</w:t>
             </w:r>
           </w:p>
         </w:tc>
@@ -6862,7 +6952,7 @@
               <w:jc w:val="left"/>
             </w:pPr>
             <w:r>
-              <w:t xml:space="preserve">As a driver, I want speed, RPM, gear, fuel and tyre pressures at a glance, so that I can read the vehicle state in unde…</w:t>
+              <w:t xml:space="preserve">As a driver, I want speed, RPM, gear, fuel and tyre pressures at a glance, so that I can read the vehicle state in…</w:t>
             </w:r>
           </w:p>
         </w:tc>
@@ -6976,7 +7066,7 @@
               <w:jc w:val="left"/>
             </w:pPr>
             <w:r>
-              <w:t xml:space="preserve">As a stakeholder, I want the same design built in Flutter and Compose from one signal source, so that the platform comp…</w:t>
+              <w:t xml:space="preserve">As a stakeholder, I want the same design built in Flutter and Compose from one signal source, so that the platform…</w:t>
             </w:r>
           </w:p>
         </w:tc>
@@ -7033,7 +7123,7 @@
               <w:jc w:val="left"/>
             </w:pPr>
             <w:r>
-              <w:t xml:space="preserve">As a presenter, I want the cluster full-screen on the strip display but windowed elsewhere, so that the demo works on a…</w:t>
+              <w:t xml:space="preserve">As a presenter, I want the cluster full-screen on the strip display but windowed elsewhere, so that the demo works on…</w:t>
             </w:r>
           </w:p>
         </w:tc>
@@ -7090,7 +7180,7 @@
               <w:jc w:val="left"/>
             </w:pPr>
             <w:r>
-              <w:t xml:space="preserve">As the sponsor, I want application cost separated from platform cost, so that the toolkit decision and the hardware bil…</w:t>
+              <w:t xml:space="preserve">As the sponsor, I want application cost separated from platform cost, so that the toolkit decision and the hardware…</w:t>
             </w:r>
           </w:p>
         </w:tc>
@@ -7204,7 +7294,7 @@
               <w:jc w:val="left"/>
             </w:pPr>
             <w:r>
-              <w:t xml:space="preserve">As a driver, I want the cluster to warn me when I am drowsy or distracted, so that I regain attention before anything e…</w:t>
+              <w:t xml:space="preserve">As a driver, I want the cluster to warn me when I am drowsy or distracted, so that I regain attention before anything…</w:t>
             </w:r>
           </w:p>
         </w:tc>
@@ -7261,7 +7351,7 @@
               <w:jc w:val="left"/>
             </w:pPr>
             <w:r>
-              <w:t xml:space="preserve">As a safety engineer, I want sustained drowsiness to trigger a defined minimum-risk manoeuvre with a recovery window, s…</w:t>
+              <w:t xml:space="preserve">As a safety engineer, I want sustained drowsiness to trigger a defined minimum-risk manoeuvre with a recovery window…</w:t>
             </w:r>
           </w:p>
         </w:tc>
@@ -7375,7 +7465,7 @@
               <w:jc w:val="left"/>
             </w:pPr>
             <w:r>
-              <w:t xml:space="preserve">As a safety manager, I want an item definition, hazard analysis and safety-relevant signal list for the cluster, so tha…</w:t>
+              <w:t xml:space="preserve">As a safety manager, I want an item definition, hazard analysis and safety-relevant signal list for the cluster, so…</w:t>
             </w:r>
           </w:p>
         </w:tc>
@@ -7432,7 +7522,7 @@
               <w:jc w:val="left"/>
             </w:pPr>
             <w:r>
-              <w:t xml:space="preserve">As a security manager, I want a threat analysis and trust-boundary description for the signal path, so that the desk-on…</w:t>
+              <w:t xml:space="preserve">As a security manager, I want a threat analysis and trust-boundary description for the signal path, so that the…</w:t>
             </w:r>
           </w:p>
         </w:tc>
@@ -7489,7 +7579,7 @@
               <w:jc w:val="left"/>
             </w:pPr>
             <w:r>
-              <w:t xml:space="preserve">As a reviewer, I want every requirement traced to a story and a verification, so that I can see what the prototype cove…</w:t>
+              <w:t xml:space="preserve">As a reviewer, I want every requirement traced to a story and a verification, so that I can see what the prototype…</w:t>
             </w:r>
           </w:p>
         </w:tc>
@@ -7650,7 +7740,7 @@
               <w:jc w:val="left"/>
             </w:pPr>
             <w:r>
-              <w:t xml:space="preserve">Write access to the signal tree shall be authorised per client. A consumer shall not be able to publish, and no client shall write outside…</w:t>
+              <w:t xml:space="preserve">Write access to the signal tree shall be authorised per client. A consumer shall not be able to publish, and no client shall write outside its declared signal set.</w:t>
             </w:r>
           </w:p>
         </w:tc>
@@ -7696,7 +7786,7 @@
               <w:jc w:val="left"/>
             </w:pPr>
             <w:r>
-              <w:t xml:space="preserve">Signal values received from any provider shall be range- and type-validated against the catalogue before display, so a compromised provider…</w:t>
+              <w:t xml:space="preserve">Signal values received from any provider shall be range- and type-validated against the catalogue before display, so a compromised provider cannot drive arbitrary content onto the cluster.</w:t>
             </w:r>
           </w:p>
         </w:tc>
@@ -7742,7 +7832,7 @@
               <w:jc w:val="left"/>
             </w:pPr>
             <w:r>
-              <w:t xml:space="preserve">Security-relevant events, including authentication failure, unauthorised write attempt and client disconnection, shall be logged with a tim…</w:t>
+              <w:t xml:space="preserve">Security-relevant events, including authentication failure, unauthorised write attempt and client disconnection, shall be logged with a timestamp and without personal data.</w:t>
             </w:r>
           </w:p>
         </w:tc>
@@ -7788,7 +7878,7 @@
               <w:jc w:val="left"/>
             </w:pPr>
             <w:r>
-              <w:t xml:space="preserve">All third-party dependencies shall be pinned and inventoried as a software bill of materials, and the inventory shall be checkable against…</w:t>
+              <w:t xml:space="preserve">All third-party dependencies shall be pinned and inventoried as a software bill of materials, and the inventory shall be checkable against published vulnerabilities.</w:t>
             </w:r>
           </w:p>
         </w:tc>
@@ -7834,7 +7924,7 @@
               <w:jc w:val="left"/>
             </w:pPr>
             <w:r>
-              <w:t xml:space="preserve">No credential, key or certificate shall be committed to the repository; the development configuration shall use clearly marked non-producti…</w:t>
+              <w:t xml:space="preserve">No credential, key or certificate shall be committed to the repository; the development configuration shall use clearly marked non-production material.</w:t>
             </w:r>
           </w:p>
         </w:tc>
@@ -7880,7 +7970,7 @@
               <w:jc w:val="left"/>
             </w:pPr>
             <w:r>
-              <w:t xml:space="preserve">An update concept shall be described for cluster and monitor software, covering authenticity of the package and behaviour on a failed updat…</w:t>
+              <w:t xml:space="preserve">An update concept shall be described for the cluster and monitor software. It shall cover package authenticity and the behaviour on a failed update, as UNECE R155 and R156 require for type approval.</w:t>
             </w:r>
           </w:p>
         </w:tc>
@@ -8018,7 +8108,7 @@
               <w:jc w:val="left"/>
             </w:pPr>
             <w:r>
-              <w:t xml:space="preserve">The system shall accept an autonomy-stack provider that publishes planned trajectory, detected objects and drive mode into the broker as VS…</w:t>
+              <w:t xml:space="preserve">The system shall accept an autonomy-stack provider that publishes planned trajectory, detected objects and drive mode into the broker as VSS signals, so that the cluster can render an autonomy state…</w:t>
             </w:r>
           </w:p>
         </w:tc>
@@ -8156,7 +8246,7 @@
               <w:jc w:val="left"/>
             </w:pPr>
             <w:r>
-              <w:t xml:space="preserve">The system shall run without transport security in the local development configuration, and the security posture shall be an explicit, docu…</w:t>
+              <w:t xml:space="preserve">The system shall run without transport security in the local development configuration, and the security posture shall be an explicit, documented choice.</w:t>
             </w:r>
           </w:p>
         </w:tc>
@@ -8386,7 +8476,7 @@
               <w:jc w:val="left"/>
             </w:pPr>
             <w:r>
-              <w:t xml:space="preserve">The system shall detect loss of a safety-relevant signal, including broker disconnection and stale values, and shall indicate the degraded…</w:t>
+              <w:t xml:space="preserve">The system shall detect loss of a safety-relevant signal, including broker disconnection and stale values, and shall indicate the degraded state rather than continuing to display the last known value.</w:t>
             </w:r>
           </w:p>
         </w:tc>
@@ -8524,7 +8614,7 @@
               <w:jc w:val="left"/>
             </w:pPr>
             <w:r>
-              <w:t xml:space="preserve">Freedom from interference shall be argued for the mixed-criticality cockpit: infotainment content shall not be able to degrade or obscure t…</w:t>
+              <w:t xml:space="preserve">Freedom from interference shall be argued for the mixed-criticality cockpit: infotainment content shall not be able to degrade or obscure the safety-relevant cluster surface.</w:t>
             </w:r>
           </w:p>
         </w:tc>
@@ -8570,7 +8660,7 @@
               <w:jc w:val="left"/>
             </w:pPr>
             <w:r>
-              <w:t xml:space="preserve">Any decision that would block a later ASIL argument, such as the choice of graphics stack, operating system or toolkit, shall be recorded a…</w:t>
+              <w:t xml:space="preserve">Any decision that would block a later ASIL argument, such as the choice of graphics stack, operating system or toolkit, shall be recorded as a documented deviation with its rationale.</w:t>
             </w:r>
           </w:p>
         </w:tc>

--- a/pdf/PULSE-RTM-001_Traceability_Matrix.docx
+++ b/pdf/PULSE-RTM-001_Traceability_Matrix.docx
@@ -3691,7 +3691,22 @@
               <w:t xml:space="preserve"> </w:t>
             </w:r>
             <w:r>
-              <w:t xml:space="preserve">overlays; broker rejects out-of-catalogue values on set</w:t>
+              <w:t xml:space="preserve">overlays; broker rejects out-of-catalogue values on set; suite check</w:t>
+            </w:r>
+            <w:r>
+              <w:t xml:space="preserve"> </w:t>
+            </w:r>
+            <w:r>
+              <w:rPr>
+                <w:rStyle w:val="VerbatimChar"/>
+              </w:rPr>
+              <w:t xml:space="preserve">unit-sanity</w:t>
+            </w:r>
+            <w:r>
+              <w:t xml:space="preserve"> </w:t>
+            </w:r>
+            <w:r>
+              <w:t xml:space="preserve">catches a value published…</w:t>
             </w:r>
           </w:p>
         </w:tc>

--- a/pdf/PULSE-RTM-001_Traceability_Matrix.docx
+++ b/pdf/PULSE-RTM-001_Traceability_Matrix.docx
@@ -67,7 +67,7 @@
         <w:pStyle w:val="Date"/>
       </w:pPr>
       <w:r>
-        <w:t xml:space="preserve">2026-09-08</w:t>
+        <w:t xml:space="preserve">2026-09-11</w:t>
       </w:r>
     </w:p>
     <w:sdt>
@@ -222,7 +222,7 @@
               <w:jc w:val="left"/>
             </w:pPr>
             <w:r>
-              <w:t xml:space="preserve">2026-09-08 by</w:t>
+              <w:t xml:space="preserve">2026-09-11 by</w:t>
             </w:r>
             <w:r>
               <w:t xml:space="preserve"> </w:t>
